--- a/documentation/FMA_Capstone_Final_Technical_Paper_Julian_Devonish.docx
+++ b/documentation/FMA_Capstone_Final_Technical_Paper_Julian_Devonish.docx
@@ -658,14 +658,53 @@
     </w:p>
     <w:p>
       <w:pPr>
+        <w:jc w:val="center"/>
+      </w:pPr>
+      <w:r>
+        <w:drawing>
+          <wp:inline xmlns:a="http://schemas.openxmlformats.org/drawingml/2006/main" xmlns:pic="http://schemas.openxmlformats.org/drawingml/2006/picture">
+            <wp:extent cx="6217920" cy="3303270"/>
+            <wp:docPr id="1" name="Picture 1"/>
+            <wp:cNvGraphicFramePr>
+              <a:graphicFrameLocks noChangeAspect="1"/>
+            </wp:cNvGraphicFramePr>
+            <a:graphic>
+              <a:graphicData uri="http://schemas.openxmlformats.org/drawingml/2006/picture">
+                <pic:pic>
+                  <pic:nvPicPr>
+                    <pic:cNvPr id="0" name="technical_figure_1_final_results_snapshot.png"/>
+                    <pic:cNvPicPr/>
+                  </pic:nvPicPr>
+                  <pic:blipFill>
+                    <a:blip r:embed="rId17"/>
+                    <a:stretch>
+                      <a:fillRect/>
+                    </a:stretch>
+                  </pic:blipFill>
+                  <pic:spPr>
+                    <a:xfrm>
+                      <a:off x="0" y="0"/>
+                      <a:ext cx="6217920" cy="3303270"/>
+                    </a:xfrm>
+                    <a:prstGeom prst="rect"/>
+                  </pic:spPr>
+                </pic:pic>
+              </a:graphicData>
+            </a:graphic>
+          </wp:inline>
+        </w:drawing>
+      </w:r>
+    </w:p>
+    <w:p>
+      <w:pPr>
         <w:spacing w:after="160"/>
         <w:jc w:val="center"/>
       </w:pPr>
       <w:r>
         <w:rPr>
-          <w:rFonts w:ascii="Calibri" w:hAnsi="Calibri"/>
-          <w:i/>
-          <w:color w:val="5A5A5A"/>
+          <w:rFonts w:ascii="Arial" w:hAnsi="Arial"/>
+          <w:b/>
+          <w:color w:val="333333"/>
           <w:sz w:val="18"/>
         </w:rPr>
         <w:t>Figure 1. Final results snapshot using the current Notebook 49 and Notebook 50 outputs.</w:t>
@@ -888,14 +927,53 @@
     </w:p>
     <w:p>
       <w:pPr>
+        <w:jc w:val="center"/>
+      </w:pPr>
+      <w:r>
+        <w:drawing>
+          <wp:inline xmlns:a="http://schemas.openxmlformats.org/drawingml/2006/main" xmlns:pic="http://schemas.openxmlformats.org/drawingml/2006/picture">
+            <wp:extent cx="6217920" cy="3474720"/>
+            <wp:docPr id="2" name="Picture 2"/>
+            <wp:cNvGraphicFramePr>
+              <a:graphicFrameLocks noChangeAspect="1"/>
+            </wp:cNvGraphicFramePr>
+            <a:graphic>
+              <a:graphicData uri="http://schemas.openxmlformats.org/drawingml/2006/picture">
+                <pic:pic>
+                  <pic:nvPicPr>
+                    <pic:cNvPr id="0" name="technical_figure_2_end_to_end_architecture.png"/>
+                    <pic:cNvPicPr/>
+                  </pic:nvPicPr>
+                  <pic:blipFill>
+                    <a:blip r:embed="rId18"/>
+                    <a:stretch>
+                      <a:fillRect/>
+                    </a:stretch>
+                  </pic:blipFill>
+                  <pic:spPr>
+                    <a:xfrm>
+                      <a:off x="0" y="0"/>
+                      <a:ext cx="6217920" cy="3474720"/>
+                    </a:xfrm>
+                    <a:prstGeom prst="rect"/>
+                  </pic:spPr>
+                </pic:pic>
+              </a:graphicData>
+            </a:graphic>
+          </wp:inline>
+        </w:drawing>
+      </w:r>
+    </w:p>
+    <w:p>
+      <w:pPr>
         <w:spacing w:after="160"/>
         <w:jc w:val="center"/>
       </w:pPr>
       <w:r>
         <w:rPr>
-          <w:rFonts w:ascii="Calibri" w:hAnsi="Calibri"/>
-          <w:i/>
-          <w:color w:val="5A5A5A"/>
+          <w:rFonts w:ascii="Arial" w:hAnsi="Arial"/>
+          <w:b/>
+          <w:color w:val="333333"/>
           <w:sz w:val="18"/>
         </w:rPr>
         <w:t>Figure 2. Corrected end-to-end architecture for the full capstone system.</w:t>
@@ -1705,7 +1783,20 @@
     </w:p>
     <w:p>
       <w:r>
-        <w:t>MongoDB was used for records that did not fit neatly into a flat table, especially genre hierarchy information. It also added a data engineering layer to the project. In practical terms, this helped keep the work closer to a pipeline design than a one-off notebook exercise. The database component was not the main predictor, but it supported the organisation of semi-structured metadata and hierarchy-aware genre records.</w:t>
+        <w:rPr>
+          <w:rFonts w:ascii="Arial" w:hAnsi="Arial"/>
+          <w:sz w:val="21"/>
+        </w:rPr>
+        <w:t>MongoDB was implemented as a metadata and label-management layer rather than as the live source used by every later model cell. Notebook 04 created the first MongoDB pipeline, and Notebook 25 loaded the multi-label phase into the local fma_capstone database. The genres_lookup collection stored 163 genre records, including hierarchy and label-usability fields. The tracks_multilabel collection stored 81,574 unified track documents with multi-label genre arrays.</w:t>
+      </w:r>
+    </w:p>
+    <w:p>
+      <w:r>
+        <w:rPr>
+          <w:rFonts w:ascii="Arial" w:hAnsi="Arial"/>
+          <w:sz w:val="21"/>
+        </w:rPr>
+        <w:t>The final modelling, evaluation, and Streamlit demonstration used exported CSV, JSON, NumPy, and saved model artefacts instead of querying MongoDB at runtime. This was a practical decision caused by local CPU, memory, and I/O limits during repeated notebook execution. In a fuller deployment, MongoDB would act as the central catalogue service: the inference code would query track metadata by track_id, retrieve hierarchy and candidate-label flags from genres_lookup, write prediction summaries back to a predictions collection, and support reviewer searches across genres, confidence bands, and evaluation batches.</w:t>
       </w:r>
     </w:p>
     <w:p>
@@ -1741,14 +1832,53 @@
     </w:p>
     <w:p>
       <w:pPr>
+        <w:jc w:val="center"/>
+      </w:pPr>
+      <w:r>
+        <w:drawing>
+          <wp:inline xmlns:a="http://schemas.openxmlformats.org/drawingml/2006/main" xmlns:pic="http://schemas.openxmlformats.org/drawingml/2006/picture">
+            <wp:extent cx="6217920" cy="3303270"/>
+            <wp:docPr id="3" name="Picture 3"/>
+            <wp:cNvGraphicFramePr>
+              <a:graphicFrameLocks noChangeAspect="1"/>
+            </wp:cNvGraphicFramePr>
+            <a:graphic>
+              <a:graphicData uri="http://schemas.openxmlformats.org/drawingml/2006/picture">
+                <pic:pic>
+                  <pic:nvPicPr>
+                    <pic:cNvPr id="0" name="technical_figure_3_163_genre_strategy.png"/>
+                    <pic:cNvPicPr/>
+                  </pic:nvPicPr>
+                  <pic:blipFill>
+                    <a:blip r:embed="rId19"/>
+                    <a:stretch>
+                      <a:fillRect/>
+                    </a:stretch>
+                  </pic:blipFill>
+                  <pic:spPr>
+                    <a:xfrm>
+                      <a:off x="0" y="0"/>
+                      <a:ext cx="6217920" cy="3303270"/>
+                    </a:xfrm>
+                    <a:prstGeom prst="rect"/>
+                  </pic:spPr>
+                </pic:pic>
+              </a:graphicData>
+            </a:graphic>
+          </wp:inline>
+        </w:drawing>
+      </w:r>
+    </w:p>
+    <w:p>
+      <w:pPr>
         <w:spacing w:after="160"/>
         <w:jc w:val="center"/>
       </w:pPr>
       <w:r>
         <w:rPr>
-          <w:rFonts w:ascii="Calibri" w:hAnsi="Calibri"/>
-          <w:i/>
-          <w:color w:val="5A5A5A"/>
+          <w:rFonts w:ascii="Arial" w:hAnsi="Arial"/>
+          <w:b/>
+          <w:color w:val="333333"/>
           <w:sz w:val="18"/>
         </w:rPr>
         <w:t>Figure 3. Corrected 163-genre label strategy used for the final documentation.</w:t>
@@ -2998,14 +3128,53 @@
     </w:p>
     <w:p>
       <w:pPr>
+        <w:jc w:val="center"/>
+      </w:pPr>
+      <w:r>
+        <w:drawing>
+          <wp:inline xmlns:a="http://schemas.openxmlformats.org/drawingml/2006/main" xmlns:pic="http://schemas.openxmlformats.org/drawingml/2006/picture">
+            <wp:extent cx="6217920" cy="3281680"/>
+            <wp:docPr id="4" name="Picture 4"/>
+            <wp:cNvGraphicFramePr>
+              <a:graphicFrameLocks noChangeAspect="1"/>
+            </wp:cNvGraphicFramePr>
+            <a:graphic>
+              <a:graphicData uri="http://schemas.openxmlformats.org/drawingml/2006/picture">
+                <pic:pic>
+                  <pic:nvPicPr>
+                    <pic:cNvPr id="0" name="technical_figure_4_notebook_progression.png"/>
+                    <pic:cNvPicPr/>
+                  </pic:nvPicPr>
+                  <pic:blipFill>
+                    <a:blip r:embed="rId20"/>
+                    <a:stretch>
+                      <a:fillRect/>
+                    </a:stretch>
+                  </pic:blipFill>
+                  <pic:spPr>
+                    <a:xfrm>
+                      <a:off x="0" y="0"/>
+                      <a:ext cx="6217920" cy="3281680"/>
+                    </a:xfrm>
+                    <a:prstGeom prst="rect"/>
+                  </pic:spPr>
+                </pic:pic>
+              </a:graphicData>
+            </a:graphic>
+          </wp:inline>
+        </w:drawing>
+      </w:r>
+    </w:p>
+    <w:p>
+      <w:pPr>
         <w:spacing w:after="160"/>
         <w:jc w:val="center"/>
       </w:pPr>
       <w:r>
         <w:rPr>
-          <w:rFonts w:ascii="Calibri" w:hAnsi="Calibri"/>
-          <w:i/>
-          <w:color w:val="5A5A5A"/>
+          <w:rFonts w:ascii="Arial" w:hAnsi="Arial"/>
+          <w:b/>
+          <w:color w:val="333333"/>
           <w:sz w:val="18"/>
         </w:rPr>
         <w:t>Figure 4. Corrected notebook progression for the full project.</w:t>
@@ -8378,14 +8547,53 @@
     </w:p>
     <w:p>
       <w:pPr>
+        <w:jc w:val="center"/>
+      </w:pPr>
+      <w:r>
+        <w:drawing>
+          <wp:inline xmlns:a="http://schemas.openxmlformats.org/drawingml/2006/main" xmlns:pic="http://schemas.openxmlformats.org/drawingml/2006/picture">
+            <wp:extent cx="6217920" cy="3303270"/>
+            <wp:docPr id="5" name="Picture 5"/>
+            <wp:cNvGraphicFramePr>
+              <a:graphicFrameLocks noChangeAspect="1"/>
+            </wp:cNvGraphicFramePr>
+            <a:graphic>
+              <a:graphicData uri="http://schemas.openxmlformats.org/drawingml/2006/picture">
+                <pic:pic>
+                  <pic:nvPicPr>
+                    <pic:cNvPr id="0" name="technical_figure_5_external_topk_by_genre.png"/>
+                    <pic:cNvPicPr/>
+                  </pic:nvPicPr>
+                  <pic:blipFill>
+                    <a:blip r:embed="rId21"/>
+                    <a:stretch>
+                      <a:fillRect/>
+                    </a:stretch>
+                  </pic:blipFill>
+                  <pic:spPr>
+                    <a:xfrm>
+                      <a:off x="0" y="0"/>
+                      <a:ext cx="6217920" cy="3303270"/>
+                    </a:xfrm>
+                    <a:prstGeom prst="rect"/>
+                  </pic:spPr>
+                </pic:pic>
+              </a:graphicData>
+            </a:graphic>
+          </wp:inline>
+        </w:drawing>
+      </w:r>
+    </w:p>
+    <w:p>
+      <w:pPr>
         <w:spacing w:after="160"/>
         <w:jc w:val="center"/>
       </w:pPr>
       <w:r>
         <w:rPr>
-          <w:rFonts w:ascii="Calibri" w:hAnsi="Calibri"/>
-          <w:i/>
-          <w:color w:val="5A5A5A"/>
+          <w:rFonts w:ascii="Arial" w:hAnsi="Arial"/>
+          <w:b/>
+          <w:color w:val="333333"/>
           <w:sz w:val="18"/>
         </w:rPr>
         <w:t>Figure 5. External Top-k hit rates by target genre.</w:t>
@@ -9869,14 +10077,53 @@
     </w:p>
     <w:p>
       <w:pPr>
+        <w:jc w:val="center"/>
+      </w:pPr>
+      <w:r>
+        <w:drawing>
+          <wp:inline xmlns:a="http://schemas.openxmlformats.org/drawingml/2006/main" xmlns:pic="http://schemas.openxmlformats.org/drawingml/2006/picture">
+            <wp:extent cx="6217920" cy="3316224"/>
+            <wp:docPr id="6" name="Picture 6"/>
+            <wp:cNvGraphicFramePr>
+              <a:graphicFrameLocks noChangeAspect="1"/>
+            </wp:cNvGraphicFramePr>
+            <a:graphic>
+              <a:graphicData uri="http://schemas.openxmlformats.org/drawingml/2006/picture">
+                <pic:pic>
+                  <pic:nvPicPr>
+                    <pic:cNvPr id="0" name="technical_figure_6_external_main_prediction_distribution.png"/>
+                    <pic:cNvPicPr/>
+                  </pic:nvPicPr>
+                  <pic:blipFill>
+                    <a:blip r:embed="rId22"/>
+                    <a:stretch>
+                      <a:fillRect/>
+                    </a:stretch>
+                  </pic:blipFill>
+                  <pic:spPr>
+                    <a:xfrm>
+                      <a:off x="0" y="0"/>
+                      <a:ext cx="6217920" cy="3316224"/>
+                    </a:xfrm>
+                    <a:prstGeom prst="rect"/>
+                  </pic:spPr>
+                </pic:pic>
+              </a:graphicData>
+            </a:graphic>
+          </wp:inline>
+        </w:drawing>
+      </w:r>
+    </w:p>
+    <w:p>
+      <w:pPr>
         <w:spacing w:after="160"/>
         <w:jc w:val="center"/>
       </w:pPr>
       <w:r>
         <w:rPr>
-          <w:rFonts w:ascii="Calibri" w:hAnsi="Calibri"/>
-          <w:i/>
-          <w:color w:val="5A5A5A"/>
+          <w:rFonts w:ascii="Arial" w:hAnsi="Arial"/>
+          <w:b/>
+          <w:color w:val="333333"/>
           <w:sz w:val="18"/>
         </w:rPr>
         <w:t>Figure 6. Main prediction distribution for external songs.</w:t>
@@ -15937,6 +16184,7 @@
         <w:t>The source materials were used to cross-check the project story against the files that were actually produced. The proposal and course outline were used for scope and assessment alignment. The notebooks and output files were used for the technical claims, especially the Notebook 49 and Notebook 50 results. Older drafts and diagrams were treated as background only where they matched the corrected 163-genre interpretation.</w:t>
       </w:r>
     </w:p>
+    <w:p/>
     <w:sectPr>
       <w:headerReference w:type="default" r:id="rId9"/>
       <w:footerReference w:type="default" r:id="rId10"/>
